--- a/Part-Two-Ch06-Bleeding-Kansas/Secession Winter.docx
+++ b/Part-Two-Ch06-Bleeding-Kansas/Secession Winter.docx
@@ -9,25 +9,22 @@
         <w:tblLook w:firstColumn="1" w:firstRow="1" w:lastColumn="0" w:lastRow="0" w:noHBand="0" w:noVBand="1" w:val="04A0"/>
       </w:tblPr>
       <w:tblGrid>
-        <w:gridCol w:w="9936"/>
+        <w:gridCol w:w="10224"/>
       </w:tblGrid>
       <w:tr>
         <w:tc>
           <w:tcPr>
-            <w:tcW w:type="dxa" w:w="9936"/>
+            <w:tcW w:type="dxa" w:w="10224"/>
             <w:shd w:val="clear" w:fill="B1442F"/>
           </w:tcPr>
           <w:p>
-            <w:pPr>
-              <w:jc w:val="left"/>
-            </w:pPr>
             <w:r>
               <w:rPr>
                 <w:b/>
                 <w:color w:val="FFE6DE"/>
                 <w:sz w:val="18"/>
               </w:rPr>
-              <w:t>CHAPTER 6 · DEEP DIVE · HOUSE &amp; DIVIDED</w:t>
+              <w:t>PROMISE &amp; PRACTICE  ·  DEEP DIVE  ·  SOURCE ANALYSIS</w:t>
             </w:r>
           </w:p>
           <w:p>
@@ -35,18 +32,19 @@
               <w:rPr>
                 <w:b/>
                 <w:color w:val="FFFFFF"/>
-                <w:sz w:val="40"/>
+                <w:sz w:val="42"/>
               </w:rPr>
-              <w:t>Secession Winter</w:t>
+              <w:t>Secession Winter — House &amp; Divided</w:t>
             </w:r>
           </w:p>
           <w:p>
             <w:r>
               <w:rPr>
+                <w:i/>
                 <w:color w:val="FFE6DE"/>
-                <w:sz w:val="21"/>
+                <w:sz w:val="22"/>
               </w:rPr>
-              <w:t>In the weeks after Lincoln's election, the Union began to come apart — state by state. 1860–1861.</w:t>
+              <w:t>The Winter the Union Broke</w:t>
             </w:r>
           </w:p>
         </w:tc>
@@ -64,7 +62,7 @@
         <w:rPr>
           <w:sz w:val="21"/>
         </w:rPr>
-        <w:t xml:space="preserve">__________________________    </w:t>
+        <w:t xml:space="preserve">______________________________    </w:t>
       </w:r>
       <w:r>
         <w:rPr>
@@ -90,30 +88,116 @@
         <w:rPr>
           <w:sz w:val="21"/>
         </w:rPr>
-        <w:t>______________</w:t>
+        <w:t>________________</w:t>
+      </w:r>
+    </w:p>
+    <w:tbl>
+      <w:tblPr>
+        <w:tblW w:type="auto" w:w="0"/>
+        <w:tblLayout w:type="autofit"/>
+        <w:tblLook w:firstColumn="1" w:firstRow="1" w:lastColumn="0" w:lastRow="0" w:noHBand="0" w:noVBand="1" w:val="04A0"/>
+      </w:tblPr>
+      <w:tblGrid>
+        <w:gridCol w:w="10224"/>
+      </w:tblGrid>
+      <w:tr>
+        <w:tc>
+          <w:tcPr>
+            <w:tcW w:type="dxa" w:w="10224"/>
+            <w:shd w:val="clear" w:fill="f4c04e"/>
+          </w:tcPr>
+          <w:p>
+            <w:r>
+              <w:rPr>
+                <w:b/>
+                <w:color w:val="5A4512"/>
+                <w:sz w:val="19"/>
+              </w:rPr>
+              <w:t xml:space="preserve">WHAT I CAN DO TODAY   </w:t>
+            </w:r>
+            <w:r>
+              <w:rPr>
+                <w:color w:val="5A4512"/>
+                <w:sz w:val="21"/>
+              </w:rPr>
+              <w:t>I can read primary sources about Secession Winter — House &amp; Divided, weigh who made each one and why, and use evidence to answer historical questions.</w:t>
+            </w:r>
+          </w:p>
+        </w:tc>
+      </w:tr>
+    </w:tbl>
+    <w:p>
+      <w:r>
+        <w:rPr>
+          <w:b/>
+          <w:color w:val="B1442F"/>
+        </w:rPr>
+        <w:t xml:space="preserve">Directions. </w:t>
+      </w:r>
+      <w:r>
+        <w:rPr>
+          <w:sz w:val="22"/>
+        </w:rPr>
+        <w:t>First get the order of events straight, then read South Carolina's own words to judge what secession was really about</w:t>
       </w:r>
     </w:p>
     <w:p/>
     <w:p>
       <w:r>
         <w:rPr>
+          <w:b/>
+          <w:color w:val="B1442F"/>
+          <w:sz w:val="26"/>
+        </w:rPr>
+        <w:t>THE SOURCES</w:t>
+      </w:r>
+    </w:p>
+    <w:p>
+      <w:pPr>
+        <w:spacing w:before="160"/>
+      </w:pPr>
+      <w:r>
+        <w:rPr>
+          <w:b/>
+          <w:color w:val="1C1714"/>
+          <w:sz w:val="23"/>
+        </w:rPr>
+        <w:t>THE SOURCE · SOUTH CAROLINA · DECEMBER 1860  —  Declaration of the Causes of Secession</w:t>
+      </w:r>
+    </w:p>
+    <w:p>
+      <w:pPr>
+        <w:ind w:left="432"/>
+      </w:pPr>
+      <w:r>
+        <w:rPr>
           <w:i/>
           <w:color w:val="1C1714"/>
           <w:sz w:val="22"/>
         </w:rPr>
-        <w:t>In the weeks after Lincoln's election, the Union began to come apart — state by state. 1860–1861.</w:t>
+        <w:t>“[The non-slaveholding States] have denounced as sinful the institution of slavery … They have encouraged and assisted thousands of our slaves to leave their homes; and those who remain, have been incited by emissaries, books, and pictures, to servile insurrection. … A geographical line has been drawn across the Union, and all the States north of that line have united in the election of a man to the high office of President … whose opinions and purposes are hostile to slavery.”</w:t>
+        <w:br/>
+        <w:t>— Declaration of the Immediate Causes … of Secession, South Carolina, 1860. Public domain</w:t>
       </w:r>
     </w:p>
     <w:p>
-      <w:pPr>
-        <w:spacing w:after="80"/>
-      </w:pPr>
       <w:r>
         <w:rPr>
-          <w:color w:val="1C1714"/>
-          <w:sz w:val="23"/>
+          <w:color w:val="6A6256"/>
+          <w:sz w:val="17"/>
         </w:rPr>
-        <w:t>When a state decides to leave the country, how does it explain why — and do its own words match the reasons we're sometimes told?</w:t>
+        <w:t>— Declaration of the Immediate Causes … of Secession, South Carolina, 1860. Public domain.</w:t>
+      </w:r>
+    </w:p>
+    <w:p/>
+    <w:p>
+      <w:r>
+        <w:rPr>
+          <w:b/>
+          <w:color w:val="B1442F"/>
+          <w:sz w:val="26"/>
+        </w:rPr>
+        <w:t>YOUR WORK</w:t>
       </w:r>
     </w:p>
     <w:p>
@@ -123,54 +207,65 @@
       <w:r>
         <w:rPr>
           <w:b/>
-          <w:color w:val="B1442F"/>
-          <w:sz w:val="28"/>
+          <w:color w:val="FFFFFF"/>
+          <w:sz w:val="20"/>
+          <w:shd w:val="clear" w:fill="B1442F"/>
         </w:rPr>
-        <w:t>South Carolina Goes First</w:t>
+        <w:t xml:space="preserve">  QUESTION 1  </w:t>
+      </w:r>
+      <w:r>
+        <w:rPr>
+          <w:b/>
+          <w:color w:val="6A6256"/>
+          <w:sz w:val="18"/>
+        </w:rPr>
+        <w:t xml:space="preserve">   STEP 1 · SEQUENCING</w:t>
       </w:r>
     </w:p>
     <w:p>
       <w:r>
         <w:rPr>
-          <w:b/>
-          <w:color w:val="6A6256"/>
-          <w:sz w:val="17"/>
+          <w:b w:val="0"/>
+          <w:color w:val="1C1714"/>
+          <w:sz w:val="23"/>
         </w:rPr>
-        <w:t>DECEMBER 20, 1860</w:t>
+        <w:t>One fact about the timing is especially important: how much of the secession happened before Lincoln was even inaugurated? What does that tell you about what the South was reacting to?</w:t>
       </w:r>
     </w:p>
     <w:p>
       <w:pPr>
-        <w:spacing w:after="80"/>
+        <w:spacing w:after="120"/>
       </w:pPr>
       <w:r>
         <w:rPr>
-          <w:color w:val="1C1714"/>
-          <w:sz w:val="23"/>
+          <w:color w:val="9A9286"/>
+          <w:sz w:val="22"/>
         </w:rPr>
-        <w:t>Lincoln would not be inaugurated until March. The South did not wait. Just six weeks after the election, a special convention in South Carolina voted unanimously to leave the United States.</w:t>
+        <w:t>____________________________________________________________________________________________</w:t>
       </w:r>
     </w:p>
     <w:p>
       <w:pPr>
-        <w:spacing w:after="80"/>
+        <w:spacing w:after="120"/>
       </w:pPr>
       <w:r>
         <w:rPr>
-          <w:color w:val="1C1714"/>
-          <w:sz w:val="23"/>
+          <w:color w:val="9A9286"/>
+          <w:sz w:val="22"/>
         </w:rPr>
-        <w:t>Within hours, printers flooded the streets of Charleston with a broadside announcing the news in letters four inches tall.</w:t>
+        <w:t>____________________________________________________________________________________________</w:t>
       </w:r>
     </w:p>
     <w:p>
+      <w:pPr>
+        <w:spacing w:after="120"/>
+      </w:pPr>
       <w:r>
         <w:rPr>
-          <w:i/>
-          <w:color w:val="6A6256"/>
-          <w:sz w:val="17"/>
+          <w:color w:val="9A9286"/>
+          <w:sz w:val="22"/>
         </w:rPr>
-        <w:t>“The Union Is Dissolved!” — broadside, Charleston Mercury, December 20, 1860, public domain (Library of Congress).</w:t>
+        <w:t>____________________________________________________________________________________________</w:t>
       </w:r>
     </w:p>
     <w:p>
@@ -180,40 +275,65 @@
       <w:r>
         <w:rPr>
           <w:b/>
-          <w:color w:val="B1442F"/>
-          <w:sz w:val="28"/>
+          <w:color w:val="FFFFFF"/>
+          <w:sz w:val="20"/>
+          <w:shd w:val="clear" w:fill="B1442F"/>
         </w:rPr>
-        <w:t>“The Union Is Dissolved!”</w:t>
+        <w:t xml:space="preserve">  QUESTION 2  </w:t>
+      </w:r>
+      <w:r>
+        <w:rPr>
+          <w:b/>
+          <w:color w:val="6A6256"/>
+          <w:sz w:val="18"/>
+        </w:rPr>
+        <w:t xml:space="preserve">   STEP 2 · CONTEXTUALIZATION</w:t>
       </w:r>
     </w:p>
     <w:p>
       <w:r>
         <w:rPr>
-          <w:b/>
-          <w:color w:val="6A6256"/>
-          <w:sz w:val="17"/>
+          <w:b w:val="0"/>
+          <w:color w:val="1C1714"/>
+          <w:sz w:val="23"/>
         </w:rPr>
-        <w:t>THE ANNOUNCEMENT</w:t>
+        <w:t>According to South Carolina's own declaration, what is the main reason the state gives for leaving? Quote the words that prove it.</w:t>
       </w:r>
     </w:p>
     <w:p>
+      <w:pPr>
+        <w:spacing w:after="120"/>
+      </w:pPr>
       <w:r>
         <w:rPr>
-          <w:i/>
-          <w:color w:val="1C1714"/>
+          <w:color w:val="9A9286"/>
           <w:sz w:val="22"/>
         </w:rPr>
-        <w:t>Charleston, December 20, 1860. The first state was gone — and the broadside made sure everyone knew.</w:t>
+        <w:t>____________________________________________________________________________________________</w:t>
       </w:r>
     </w:p>
     <w:p>
+      <w:pPr>
+        <w:spacing w:after="120"/>
+      </w:pPr>
       <w:r>
         <w:rPr>
-          <w:i/>
-          <w:color w:val="6A6256"/>
-          <w:sz w:val="17"/>
+          <w:color w:val="9A9286"/>
+          <w:sz w:val="22"/>
         </w:rPr>
-        <w:t>“The Union Is Dissolved!” — broadside, Charleston Mercury, December 20, 1860, public domain (Library of Congress).</w:t>
+        <w:t>____________________________________________________________________________________________</w:t>
+      </w:r>
+    </w:p>
+    <w:p>
+      <w:pPr>
+        <w:spacing w:after="120"/>
+      </w:pPr>
+      <w:r>
+        <w:rPr>
+          <w:color w:val="9A9286"/>
+          <w:sz w:val="22"/>
+        </w:rPr>
+        <w:t>____________________________________________________________________________________________</w:t>
       </w:r>
     </w:p>
     <w:p>
@@ -223,54 +343,77 @@
       <w:r>
         <w:rPr>
           <w:b/>
-          <w:color w:val="B1442F"/>
-          <w:sz w:val="28"/>
+          <w:color w:val="FFFFFF"/>
+          <w:sz w:val="20"/>
+          <w:shd w:val="clear" w:fill="B1442F"/>
         </w:rPr>
-        <w:t>The Deep South Follows</w:t>
+        <w:t xml:space="preserve">  QUESTION 3  </w:t>
+      </w:r>
+      <w:r>
+        <w:rPr>
+          <w:b/>
+          <w:color w:val="6A6256"/>
+          <w:sz w:val="18"/>
+        </w:rPr>
+        <w:t xml:space="preserve">   STEP 2 · CONTEXTUALIZATION</w:t>
       </w:r>
     </w:p>
     <w:p>
       <w:r>
         <w:rPr>
-          <w:b/>
-          <w:color w:val="6A6256"/>
-          <w:sz w:val="17"/>
+          <w:b w:val="0"/>
+          <w:color w:val="1C1714"/>
+          <w:sz w:val="23"/>
         </w:rPr>
-        <w:t>WINTER 1860–61</w:t>
+        <w:t>People sometimes claim secession was mainly about “states' rights” in general, not slavery. Based on this primary source, that claim is —</w:t>
       </w:r>
     </w:p>
     <w:p>
       <w:pPr>
-        <w:spacing w:after="80"/>
+        <w:spacing w:after="40"/>
+        <w:ind w:left="432"/>
       </w:pPr>
       <w:r>
         <w:rPr>
-          <w:color w:val="1C1714"/>
-          <w:sz w:val="23"/>
+          <w:sz w:val="22"/>
         </w:rPr>
-        <w:t>South Carolina was only the first. Over the next six weeks, six more states of the Deep South held conventions and voted to secede: Mississippi, Florida, Alabama, Georgia, Louisiana, and Texas.</w:t>
+        <w:t>☐  A.  fully supported by this document</w:t>
       </w:r>
     </w:p>
     <w:p>
       <w:pPr>
-        <w:spacing w:after="80"/>
+        <w:spacing w:after="40"/>
+        <w:ind w:left="432"/>
       </w:pPr>
       <w:r>
         <w:rPr>
-          <w:color w:val="1C1714"/>
-          <w:sz w:val="23"/>
+          <w:sz w:val="22"/>
         </w:rPr>
-        <w:t>In February 1861 — still weeks before Lincoln took office — delegates met in Montgomery, Alabama, formed the Confederate States of America, and chose Jefferson Davis as president. There were now two governments where one had stood.</w:t>
+        <w:t>☐  B.  not supported — the document names slavery as the central cause itself</w:t>
       </w:r>
     </w:p>
     <w:p>
+      <w:pPr>
+        <w:spacing w:after="40"/>
+        <w:ind w:left="432"/>
+      </w:pPr>
       <w:r>
         <w:rPr>
-          <w:i/>
-          <w:color w:val="6A6256"/>
-          <w:sz w:val="17"/>
+          <w:sz w:val="22"/>
         </w:rPr>
-        <w:t>South Carolina Ordinance of Secession (detail) — broadside, 1860, public domain (Library of Congress).</w:t>
+        <w:t>☐  C.  impossible to judge from any evidence</w:t>
+      </w:r>
+    </w:p>
+    <w:p>
+      <w:pPr>
+        <w:spacing w:after="40"/>
+        <w:ind w:left="432"/>
+      </w:pPr>
+      <w:r>
+        <w:rPr>
+          <w:sz w:val="22"/>
+        </w:rPr>
+        <w:t>☐  D.  proven by the broadside's large type</w:t>
       </w:r>
     </w:p>
     <w:p>
@@ -280,224 +423,79 @@
       <w:r>
         <w:rPr>
           <w:b/>
-          <w:color w:val="B1442F"/>
-          <w:sz w:val="28"/>
+          <w:color w:val="FFFFFF"/>
+          <w:sz w:val="20"/>
+          <w:shd w:val="clear" w:fill="B1442F"/>
         </w:rPr>
-        <w:t>The Ordinance of Secession</w:t>
+        <w:t xml:space="preserve">  QUESTION 4  </w:t>
+      </w:r>
+      <w:r>
+        <w:rPr>
+          <w:b/>
+          <w:color w:val="6A6256"/>
+          <w:sz w:val="18"/>
+        </w:rPr>
+        <w:t xml:space="preserve">   STEP 3 · WHY IT MATTERS</w:t>
       </w:r>
     </w:p>
     <w:p>
       <w:r>
         <w:rPr>
-          <w:b/>
-          <w:color w:val="6A6256"/>
-          <w:sz w:val="17"/>
+          <w:b w:val="0"/>
+          <w:color w:val="1C1714"/>
+          <w:sz w:val="23"/>
         </w:rPr>
-        <w:t>THE LEGAL ACT</w:t>
-      </w:r>
-    </w:p>
-    <w:p>
-      <w:r>
-        <w:rPr>
-          <w:i/>
-          <w:color w:val="1C1714"/>
-          <w:sz w:val="22"/>
-        </w:rPr>
-        <w:t>The formal wording: the union “is hereby dissolved.” A government taken apart in a single paragraph.</w:t>
-      </w:r>
-    </w:p>
-    <w:p>
-      <w:r>
-        <w:rPr>
-          <w:i/>
-          <w:color w:val="6A6256"/>
-          <w:sz w:val="17"/>
-        </w:rPr>
-        <w:t>South Carolina Ordinance of Secession (detail) — broadside, 1860, public domain (Library of Congress).</w:t>
+        <w:t>Historians trust what people said at the time, in their own documents, over explanations invented later. In two or three sentences, explain what South Carolina's 1860 declaration proves about why the Deep South seceded.</w:t>
       </w:r>
     </w:p>
     <w:p>
       <w:pPr>
-        <w:spacing w:before="200"/>
+        <w:spacing w:after="120"/>
       </w:pPr>
       <w:r>
         <w:rPr>
-          <w:b/>
-          <w:color w:val="B1442F"/>
-          <w:sz w:val="28"/>
+          <w:color w:val="9A9286"/>
+          <w:sz w:val="22"/>
         </w:rPr>
-        <w:t>Why They Said They Left</w:t>
-      </w:r>
-    </w:p>
-    <w:p>
-      <w:r>
-        <w:rPr>
-          <w:b/>
-          <w:color w:val="6A6256"/>
-          <w:sz w:val="17"/>
-        </w:rPr>
-        <w:t>THE STATED REASON</w:t>
+        <w:t>____________________________________________________________________________________________</w:t>
       </w:r>
     </w:p>
     <w:p>
       <w:pPr>
-        <w:spacing w:after="80"/>
+        <w:spacing w:after="120"/>
       </w:pPr>
       <w:r>
         <w:rPr>
-          <w:color w:val="1C1714"/>
-          <w:sz w:val="23"/>
+          <w:color w:val="9A9286"/>
+          <w:sz w:val="22"/>
         </w:rPr>
-        <w:t>Secession conventions didn't just vote — several published a “Declaration of the Causes” explaining their decision to the world. South Carolina's is blunt, and it is worth reading in its own words.</w:t>
+        <w:t>____________________________________________________________________________________________</w:t>
       </w:r>
     </w:p>
     <w:p>
       <w:pPr>
-        <w:spacing w:after="80"/>
+        <w:spacing w:after="120"/>
       </w:pPr>
       <w:r>
         <w:rPr>
-          <w:color w:val="1C1714"/>
-          <w:sz w:val="23"/>
+          <w:color w:val="9A9286"/>
+          <w:sz w:val="22"/>
         </w:rPr>
-        <w:t>It does not lead with taxes, or states' rights in the abstract. It leads with slavery — naming the North's “hostility to the institution of slavery” as the central grievance. The documents of the moment tell us plainly what the moment was about.</w:t>
-      </w:r>
-    </w:p>
-    <w:p>
-      <w:r>
-        <w:rPr>
-          <w:i/>
-          <w:color w:val="6A6256"/>
-          <w:sz w:val="17"/>
-        </w:rPr>
-        <w:t>“The Union Is Dissolved!” — broadside, Charleston Mercury, December 20, 1860, public domain (Library of Congress).</w:t>
-      </w:r>
-    </w:p>
-    <w:p>
-      <w:r>
-        <w:rPr>
-          <w:b/>
-          <w:color w:val="6A6256"/>
-          <w:sz w:val="17"/>
-        </w:rPr>
-        <w:t>SOUTH CAROLINA, DECLARATION OF THE CAUSES OF SECESSION · 1860</w:t>
+        <w:t>____________________________________________________________________________________________</w:t>
       </w:r>
     </w:p>
     <w:p>
       <w:pPr>
-        <w:spacing w:after="80"/>
+        <w:spacing w:after="120"/>
       </w:pPr>
       <w:r>
         <w:rPr>
-          <w:color w:val="1C1714"/>
-          <w:sz w:val="23"/>
+          <w:color w:val="9A9286"/>
+          <w:sz w:val="22"/>
         </w:rPr>
-        <w:t>[The non-slaveholding States] have denounced as sinful the institution of slavery … and have encouraged … thousands of our slaves to leave their homes.</w:t>
+        <w:t>____________________________________________________________________________________________</w:t>
       </w:r>
     </w:p>
-    <w:p>
-      <w:pPr>
-        <w:spacing w:after="80"/>
-      </w:pPr>
-      <w:r>
-        <w:rPr>
-          <w:color w:val="1C1714"/>
-          <w:sz w:val="23"/>
-        </w:rPr>
-        <w:t>— DECLARATION OF THE IMMEDIATE CAUSES … OF SECESSION</w:t>
-      </w:r>
-    </w:p>
-    <w:p>
-      <w:pPr>
-        <w:spacing w:before="200"/>
-      </w:pPr>
-      <w:r>
-        <w:rPr>
-          <w:b/>
-          <w:color w:val="B1442F"/>
-          <w:sz w:val="28"/>
-        </w:rPr>
-        <w:t>The Last Six Weeks of Peace</w:t>
-      </w:r>
-    </w:p>
-    <w:p>
-      <w:r>
-        <w:rPr>
-          <w:b/>
-          <w:color w:val="6A6256"/>
-          <w:sz w:val="17"/>
-        </w:rPr>
-        <w:t>WHY IT MATTERS</w:t>
-      </w:r>
-    </w:p>
-    <w:p>
-      <w:pPr>
-        <w:spacing w:after="80"/>
-      </w:pPr>
-      <w:r>
-        <w:rPr>
-          <w:color w:val="1C1714"/>
-          <w:sz w:val="23"/>
-        </w:rPr>
-        <w:t>By the time Lincoln was sworn in, seven states had already gone. He faced a question no president had ever faced: was secession even legal — and if not, was it worth a war to stop it?</w:t>
-      </w:r>
-    </w:p>
-    <w:p>
-      <w:pPr>
-        <w:spacing w:after="80"/>
-      </w:pPr>
-      <w:r>
-        <w:rPr>
-          <w:color w:val="1C1714"/>
-          <w:sz w:val="23"/>
-        </w:rPr>
-        <w:t>The compromises were finished. The votes were counted. All that remained was the question of force — and the answer was waiting at a federal fort in Charleston Harbor called Sumter.</w:t>
-      </w:r>
-    </w:p>
-    <w:p>
-      <w:r>
-        <w:rPr>
-          <w:i/>
-          <w:color w:val="6A6256"/>
-          <w:sz w:val="17"/>
-        </w:rPr>
-        <w:t>“The Union Is Dissolved!” — broadside, Charleston Mercury, December 20, 1860, public domain (Library of Congress).</w:t>
-      </w:r>
-    </w:p>
-    <w:p>
-      <w:pPr>
-        <w:spacing w:before="200"/>
-      </w:pPr>
-      <w:r>
-        <w:rPr>
-          <w:b/>
-          <w:color w:val="B1442F"/>
-          <w:sz w:val="28"/>
-        </w:rPr>
-        <w:t>Put the Winter in Order</w:t>
-      </w:r>
-    </w:p>
-    <w:p>
-      <w:r>
-        <w:rPr>
-          <w:b/>
-          <w:color w:val="6A6256"/>
-          <w:sz w:val="17"/>
-        </w:rPr>
-        <w:t>YOUR TURN</w:t>
-      </w:r>
-    </w:p>
-    <w:p>
-      <w:r>
-        <w:rPr>
-          <w:i/>
-          <w:color w:val="1C1714"/>
-          <w:sz w:val="22"/>
-        </w:rPr>
-        <w:t>You'll sequence the events of Secession Winter and read South Carolina's own explanation — practicing two historian's skills: sequencing and contextualization (judging a moment by the evidence it left).</w:t>
-      </w:r>
-    </w:p>
-    <w:p/>
     <w:p>
       <w:pPr>
         <w:jc w:val="center"/>
@@ -510,9 +508,160 @@
         <w:t>Promise &amp; Practice · ShadowDog Digital Studios · Unit 2</w:t>
       </w:r>
     </w:p>
+    <w:p>
+      <w:r>
+        <w:br w:type="page"/>
+      </w:r>
+    </w:p>
+    <w:tbl>
+      <w:tblPr>
+        <w:tblW w:type="auto" w:w="0"/>
+        <w:tblLayout w:type="autofit"/>
+        <w:tblLook w:firstColumn="1" w:firstRow="1" w:lastColumn="0" w:lastRow="0" w:noHBand="0" w:noVBand="1" w:val="04A0"/>
+      </w:tblPr>
+      <w:tblGrid>
+        <w:gridCol w:w="10224"/>
+      </w:tblGrid>
+      <w:tr>
+        <w:tc>
+          <w:tcPr>
+            <w:tcW w:type="dxa" w:w="10224"/>
+            <w:shd w:val="clear" w:fill="2c2219"/>
+          </w:tcPr>
+          <w:p>
+            <w:r>
+              <w:rPr>
+                <w:b/>
+                <w:color w:val="F0A184"/>
+                <w:sz w:val="28"/>
+              </w:rPr>
+              <w:t>TEACHER ANSWER KEY  —  Secession Winter — House &amp; Divided</w:t>
+            </w:r>
+          </w:p>
+        </w:tc>
+      </w:tr>
+    </w:tbl>
+    <w:p/>
+    <w:p>
+      <w:r>
+        <w:rPr>
+          <w:b/>
+          <w:color w:val="B1442F"/>
+          <w:sz w:val="22"/>
+        </w:rPr>
+        <w:t xml:space="preserve">QUESTION 1:  </w:t>
+      </w:r>
+      <w:r>
+        <w:rPr>
+          <w:sz w:val="22"/>
+        </w:rPr>
+        <w:t>Open response.</w:t>
+      </w:r>
+    </w:p>
+    <w:p>
+      <w:pPr>
+        <w:ind w:left="432"/>
+      </w:pPr>
+      <w:r>
+        <w:rPr>
+          <w:i/>
+          <w:color w:val="6A6256"/>
+          <w:sz w:val="21"/>
+        </w:rPr>
+        <w:t>Look for a response along the lines of: “Most of the secession happened before Lincoln even took office, which shows the South was reacting to…”</w:t>
+      </w:r>
+    </w:p>
+    <w:p>
+      <w:r>
+        <w:rPr>
+          <w:b/>
+          <w:color w:val="B1442F"/>
+          <w:sz w:val="22"/>
+        </w:rPr>
+        <w:t xml:space="preserve">QUESTION 2:  </w:t>
+      </w:r>
+      <w:r>
+        <w:rPr>
+          <w:sz w:val="22"/>
+        </w:rPr>
+        <w:t>Open response.</w:t>
+      </w:r>
+    </w:p>
+    <w:p>
+      <w:pPr>
+        <w:ind w:left="432"/>
+      </w:pPr>
+      <w:r>
+        <w:rPr>
+          <w:i/>
+          <w:color w:val="6A6256"/>
+          <w:sz w:val="21"/>
+        </w:rPr>
+        <w:t>Look for a response along the lines of: “South Carolina says it is leaving mainly because… The words are “…”.”</w:t>
+      </w:r>
+    </w:p>
+    <w:p>
+      <w:r>
+        <w:rPr>
+          <w:b/>
+          <w:color w:val="B1442F"/>
+          <w:sz w:val="22"/>
+        </w:rPr>
+        <w:t xml:space="preserve">QUESTION 3:  </w:t>
+      </w:r>
+      <w:r>
+        <w:rPr>
+          <w:b/>
+          <w:sz w:val="22"/>
+        </w:rPr>
+        <w:t>Correct — B. not supported — the document names slavery as the central cause itself</w:t>
+      </w:r>
+    </w:p>
+    <w:p>
+      <w:pPr>
+        <w:ind w:left="432"/>
+      </w:pPr>
+      <w:r>
+        <w:rPr>
+          <w:i/>
+          <w:color w:val="6A6256"/>
+          <w:sz w:val="21"/>
+        </w:rPr>
+        <w:t>Right. The document itself names slavery over and over as the grievance. The ‘state's right’ South Carolina is defending here is specifically the right to hold slaves.</w:t>
+      </w:r>
+    </w:p>
+    <w:p>
+      <w:r>
+        <w:rPr>
+          <w:b/>
+          <w:color w:val="B1442F"/>
+          <w:sz w:val="22"/>
+        </w:rPr>
+        <w:t xml:space="preserve">QUESTION 4:  </w:t>
+      </w:r>
+      <w:r>
+        <w:rPr>
+          <w:sz w:val="22"/>
+        </w:rPr>
+        <w:t>Open response.</w:t>
+      </w:r>
+    </w:p>
+    <w:p>
+      <w:pPr>
+        <w:ind w:left="432"/>
+      </w:pPr>
+      <w:r>
+        <w:rPr>
+          <w:i/>
+          <w:color w:val="6A6256"/>
+          <w:sz w:val="21"/>
+        </w:rPr>
+        <w:t>Look for a response along the lines of: “South Carolina's own words show that…”</w:t>
+      </w:r>
+    </w:p>
     <w:sectPr>
       <w:pgSz w:w="12240" w:h="15840"/>
-      <w:pgMar w:top="1152" w:right="1152" w:bottom="1152" w:left="1152" w:header="720" w:footer="720" w:gutter="0"/>
+      <w:pgMar w:top="1008" w:right="1008" w:bottom="1008" w:left="1008" w:header="720" w:footer="720" w:gutter="0"/>
       <w:cols w:space="720"/>
       <w:docGrid w:linePitch="360"/>
     </w:sectPr>
